--- a/Knowledge/3-Work knowledge/1-Software Engineering/1-Software Engineering Fundamentals/5-My Source/5-Network Data Structures/1-Types of Frames/4-PPP Frame.docx
+++ b/Knowledge/3-Work knowledge/1-Software Engineering/1-Software Engineering Fundamentals/5-My Source/5-Network Data Structures/1-Types of Frames/4-PPP Frame.docx
@@ -4,72 +4,39 @@
   <w:body>
     <w:p>
       <w:pPr>
-        <w:keepNext/>
-        <w:keepLines/>
-        <w:spacing w:before="360" w:after="80" w:line="276" w:lineRule="auto"/>
-        <w:outlineLvl w:val="0"/>
-        <w:rPr>
-          <w:rFonts w:asciiTheme="majorHAnsi" w:eastAsiaTheme="majorEastAsia" w:hAnsiTheme="majorHAnsi" w:cstheme="majorBidi"/>
-          <w:color w:val="2F5496" w:themeColor="accent1" w:themeShade="BF"/>
-          <w:kern w:val="0"/>
-          <w:sz w:val="40"/>
-          <w:szCs w:val="40"/>
-          <w:lang w:val="en"/>
-          <w14:ligatures w14:val="none"/>
+        <w:pStyle w:val="Heading1"/>
+        <w:rPr>
+          <w:lang w:val="en"/>
         </w:rPr>
       </w:pPr>
       <w:bookmarkStart w:id="0" w:name="_nk8brz1ji2vx" w:colFirst="0" w:colLast="0"/>
       <w:bookmarkEnd w:id="0"/>
       <w:r>
         <w:rPr>
-          <w:rFonts w:asciiTheme="majorHAnsi" w:eastAsiaTheme="majorEastAsia" w:hAnsiTheme="majorHAnsi" w:cstheme="majorBidi"/>
-          <w:color w:val="2F5496" w:themeColor="accent1" w:themeShade="BF"/>
-          <w:kern w:val="0"/>
-          <w:sz w:val="40"/>
-          <w:szCs w:val="40"/>
-          <w:lang w:val="en"/>
-          <w14:ligatures w14:val="none"/>
+          <w:lang w:val="en"/>
         </w:rPr>
         <w:t>PPP Frame</w:t>
       </w:r>
     </w:p>
     <w:p>
       <w:pPr>
-        <w:spacing w:before="280" w:after="80" w:line="276" w:lineRule="auto"/>
-        <w:outlineLvl w:val="1"/>
-        <w:rPr>
-          <w:rFonts w:asciiTheme="majorHAnsi" w:eastAsiaTheme="majorEastAsia" w:hAnsiTheme="majorHAnsi" w:cstheme="majorBidi"/>
-          <w:color w:val="2F5496" w:themeColor="accent1" w:themeShade="BF"/>
-          <w:kern w:val="0"/>
-          <w:sz w:val="32"/>
-          <w:szCs w:val="32"/>
-          <w:lang w:val="en"/>
-          <w14:ligatures w14:val="none"/>
+        <w:pStyle w:val="Heading2"/>
+        <w:rPr>
+          <w:lang w:val="en"/>
         </w:rPr>
       </w:pPr>
       <w:bookmarkStart w:id="1" w:name="_fyinmpjuyjcv" w:colFirst="0" w:colLast="0"/>
       <w:bookmarkEnd w:id="1"/>
       <w:r>
         <w:rPr>
-          <w:rFonts w:ascii="Segoe UI Emoji" w:eastAsiaTheme="majorEastAsia" w:hAnsi="Segoe UI Emoji" w:cs="Segoe UI Emoji"/>
-          <w:color w:val="2F5496" w:themeColor="accent1" w:themeShade="BF"/>
-          <w:kern w:val="0"/>
-          <w:sz w:val="32"/>
-          <w:szCs w:val="32"/>
-          <w:lang w:val="en"/>
-          <w14:ligatures w14:val="none"/>
+          <w:rFonts w:ascii="Segoe UI Emoji" w:hAnsi="Segoe UI Emoji" w:cs="Segoe UI Emoji"/>
+          <w:lang w:val="en"/>
         </w:rPr>
         <w:t>🧱</w:t>
       </w:r>
       <w:r>
         <w:rPr>
-          <w:rFonts w:asciiTheme="majorHAnsi" w:eastAsiaTheme="majorEastAsia" w:hAnsiTheme="majorHAnsi" w:cstheme="majorBidi"/>
-          <w:color w:val="2F5496" w:themeColor="accent1" w:themeShade="BF"/>
-          <w:kern w:val="0"/>
-          <w:sz w:val="32"/>
-          <w:szCs w:val="32"/>
-          <w:lang w:val="en"/>
-          <w14:ligatures w14:val="none"/>
+          <w:lang w:val="en"/>
         </w:rPr>
         <w:t xml:space="preserve"> What Is a PPP Frame?</w:t>
       </w:r>
@@ -111,6 +78,7 @@
         </w:rPr>
         <w:t xml:space="preserve">: </w:t>
       </w:r>
+      <w:proofErr w:type="spellStart"/>
       <w:r>
         <w:rPr>
           <w:rFonts w:ascii="Arial" w:eastAsia="Arial" w:hAnsi="Arial" w:cs="Arial"/>
@@ -122,7 +90,21 @@
           <w:lang w:val="en"/>
           <w14:ligatures w14:val="none"/>
         </w:rPr>
-        <w:t>Chatgpt (GPT</w:t>
+        <w:t>Chatgpt</w:t>
+      </w:r>
+      <w:proofErr w:type="spellEnd"/>
+      <w:r>
+        <w:rPr>
+          <w:rFonts w:ascii="Arial" w:eastAsia="Arial" w:hAnsi="Arial" w:cs="Arial"/>
+          <w:b/>
+          <w:kern w:val="0"/>
+          <w:sz w:val="22"/>
+          <w:szCs w:val="22"/>
+          <w:highlight w:val="darkGray"/>
+          <w:lang w:val="en"/>
+          <w14:ligatures w14:val="none"/>
+        </w:rPr>
+        <w:t xml:space="preserve"> (GPT</w:t>
       </w:r>
       <w:r>
         <w:rPr>
@@ -527,41 +509,23 @@
     </w:p>
     <w:p>
       <w:pPr>
-        <w:spacing w:before="280" w:after="80" w:line="276" w:lineRule="auto"/>
-        <w:outlineLvl w:val="1"/>
-        <w:rPr>
-          <w:rFonts w:asciiTheme="majorHAnsi" w:eastAsiaTheme="majorEastAsia" w:hAnsiTheme="majorHAnsi" w:cstheme="majorBidi"/>
-          <w:color w:val="2F5496" w:themeColor="accent1" w:themeShade="BF"/>
-          <w:kern w:val="0"/>
-          <w:sz w:val="32"/>
-          <w:szCs w:val="32"/>
-          <w:lang w:val="en"/>
-          <w14:ligatures w14:val="none"/>
+        <w:pStyle w:val="Heading2"/>
+        <w:rPr>
+          <w:lang w:val="en"/>
         </w:rPr>
       </w:pPr>
       <w:bookmarkStart w:id="2" w:name="_t62teomwe235" w:colFirst="0" w:colLast="0"/>
       <w:bookmarkEnd w:id="2"/>
       <w:r>
         <w:rPr>
-          <w:rFonts w:ascii="Segoe UI Emoji" w:eastAsiaTheme="majorEastAsia" w:hAnsi="Segoe UI Emoji" w:cs="Segoe UI Emoji"/>
-          <w:color w:val="2F5496" w:themeColor="accent1" w:themeShade="BF"/>
-          <w:kern w:val="0"/>
-          <w:sz w:val="32"/>
-          <w:szCs w:val="32"/>
-          <w:lang w:val="en"/>
-          <w14:ligatures w14:val="none"/>
+          <w:rFonts w:ascii="Segoe UI Emoji" w:hAnsi="Segoe UI Emoji" w:cs="Segoe UI Emoji"/>
+          <w:lang w:val="en"/>
         </w:rPr>
         <w:t>🧠</w:t>
       </w:r>
       <w:r>
         <w:rPr>
-          <w:rFonts w:asciiTheme="majorHAnsi" w:eastAsiaTheme="majorEastAsia" w:hAnsiTheme="majorHAnsi" w:cstheme="majorBidi"/>
-          <w:color w:val="2F5496" w:themeColor="accent1" w:themeShade="BF"/>
-          <w:kern w:val="0"/>
-          <w:sz w:val="32"/>
-          <w:szCs w:val="32"/>
-          <w:lang w:val="en"/>
-          <w14:ligatures w14:val="none"/>
+          <w:lang w:val="en"/>
         </w:rPr>
         <w:t xml:space="preserve"> Simple Definition:</w:t>
       </w:r>
@@ -603,6 +567,7 @@
         </w:rPr>
         <w:t xml:space="preserve">: </w:t>
       </w:r>
+      <w:proofErr w:type="spellStart"/>
       <w:r>
         <w:rPr>
           <w:rFonts w:ascii="Arial" w:eastAsia="Arial" w:hAnsi="Arial" w:cs="Arial"/>
@@ -614,7 +579,21 @@
           <w:lang w:val="en"/>
           <w14:ligatures w14:val="none"/>
         </w:rPr>
-        <w:t>Chatgpt (GPT</w:t>
+        <w:t>Chatgpt</w:t>
+      </w:r>
+      <w:proofErr w:type="spellEnd"/>
+      <w:r>
+        <w:rPr>
+          <w:rFonts w:ascii="Arial" w:eastAsia="Arial" w:hAnsi="Arial" w:cs="Arial"/>
+          <w:b/>
+          <w:kern w:val="0"/>
+          <w:sz w:val="22"/>
+          <w:szCs w:val="22"/>
+          <w:highlight w:val="darkGray"/>
+          <w:lang w:val="en"/>
+          <w14:ligatures w14:val="none"/>
+        </w:rPr>
+        <w:t xml:space="preserve"> (GPT</w:t>
       </w:r>
       <w:r>
         <w:rPr>
@@ -744,47 +723,23 @@
     </w:p>
     <w:p>
       <w:pPr>
-        <w:spacing w:before="160" w:after="80" w:line="276" w:lineRule="auto"/>
-        <w:outlineLvl w:val="1"/>
-        <w:rPr>
-          <w:rFonts w:asciiTheme="majorHAnsi" w:eastAsiaTheme="majorEastAsia" w:hAnsiTheme="majorHAnsi" w:cstheme="majorBidi"/>
-          <w:b/>
-          <w:bCs/>
-          <w:color w:val="2F5496" w:themeColor="accent1" w:themeShade="BF"/>
-          <w:kern w:val="0"/>
-          <w:sz w:val="34"/>
-          <w:szCs w:val="34"/>
-          <w:lang w:val="en"/>
-          <w14:ligatures w14:val="none"/>
+        <w:pStyle w:val="Heading2"/>
+        <w:rPr>
+          <w:lang w:val="en"/>
         </w:rPr>
       </w:pPr>
       <w:bookmarkStart w:id="3" w:name="_jojekvshp4l" w:colFirst="0" w:colLast="0"/>
       <w:bookmarkEnd w:id="3"/>
       <w:r>
         <w:rPr>
-          <w:rFonts w:ascii="Segoe UI Emoji" w:eastAsiaTheme="majorEastAsia" w:hAnsi="Segoe UI Emoji" w:cs="Segoe UI Emoji"/>
-          <w:b/>
-          <w:bCs/>
-          <w:color w:val="2F5496" w:themeColor="accent1" w:themeShade="BF"/>
-          <w:kern w:val="0"/>
-          <w:sz w:val="34"/>
-          <w:szCs w:val="34"/>
-          <w:lang w:val="en"/>
-          <w14:ligatures w14:val="none"/>
+          <w:rFonts w:ascii="Segoe UI Emoji" w:hAnsi="Segoe UI Emoji" w:cs="Segoe UI Emoji"/>
+          <w:lang w:val="en"/>
         </w:rPr>
         <w:t>📦</w:t>
       </w:r>
       <w:r>
         <w:rPr>
-          <w:rFonts w:asciiTheme="majorHAnsi" w:eastAsiaTheme="majorEastAsia" w:hAnsiTheme="majorHAnsi" w:cstheme="majorBidi"/>
-          <w:b/>
-          <w:bCs/>
-          <w:color w:val="2F5496" w:themeColor="accent1" w:themeShade="BF"/>
-          <w:kern w:val="0"/>
-          <w:sz w:val="34"/>
-          <w:szCs w:val="34"/>
-          <w:lang w:val="en"/>
-          <w14:ligatures w14:val="none"/>
+          <w:lang w:val="en"/>
         </w:rPr>
         <w:t xml:space="preserve"> PPP Frame Format (Standard HDLC-like Structure)</w:t>
       </w:r>
@@ -826,6 +781,7 @@
         </w:rPr>
         <w:t xml:space="preserve">: </w:t>
       </w:r>
+      <w:proofErr w:type="spellStart"/>
       <w:r>
         <w:rPr>
           <w:rFonts w:ascii="Arial" w:eastAsia="Arial" w:hAnsi="Arial" w:cs="Arial"/>
@@ -837,7 +793,21 @@
           <w:lang w:val="en"/>
           <w14:ligatures w14:val="none"/>
         </w:rPr>
-        <w:t>Chatgpt (GPT</w:t>
+        <w:t>Chatgpt</w:t>
+      </w:r>
+      <w:proofErr w:type="spellEnd"/>
+      <w:r>
+        <w:rPr>
+          <w:rFonts w:ascii="Arial" w:eastAsia="Arial" w:hAnsi="Arial" w:cs="Arial"/>
+          <w:b/>
+          <w:kern w:val="0"/>
+          <w:sz w:val="22"/>
+          <w:szCs w:val="22"/>
+          <w:highlight w:val="darkGray"/>
+          <w:lang w:val="en"/>
+          <w14:ligatures w14:val="none"/>
+        </w:rPr>
+        <w:t xml:space="preserve"> (GPT</w:t>
       </w:r>
       <w:r>
         <w:rPr>
@@ -888,6 +858,7 @@
           <w:lang w:val="en"/>
           <w14:ligatures w14:val="none"/>
         </w:rPr>
+        <w:lastRenderedPageBreak/>
         <w:drawing>
           <wp:inline distT="114300" distB="114300" distL="114300" distR="114300" wp14:anchorId="6D7EA758" wp14:editId="2EE6DCD2">
             <wp:extent cx="5943600" cy="749300"/>
@@ -990,41 +961,23 @@
     </w:p>
     <w:p>
       <w:pPr>
-        <w:spacing w:before="280" w:after="80" w:line="276" w:lineRule="auto"/>
-        <w:outlineLvl w:val="1"/>
-        <w:rPr>
-          <w:rFonts w:asciiTheme="majorHAnsi" w:eastAsiaTheme="majorEastAsia" w:hAnsiTheme="majorHAnsi" w:cstheme="majorBidi"/>
-          <w:color w:val="2F5496" w:themeColor="accent1" w:themeShade="BF"/>
-          <w:kern w:val="0"/>
-          <w:sz w:val="32"/>
-          <w:szCs w:val="32"/>
-          <w:lang w:val="en"/>
-          <w14:ligatures w14:val="none"/>
+        <w:pStyle w:val="Heading2"/>
+        <w:rPr>
+          <w:lang w:val="en"/>
         </w:rPr>
       </w:pPr>
       <w:bookmarkStart w:id="4" w:name="_cg47p3ibnrin" w:colFirst="0" w:colLast="0"/>
       <w:bookmarkEnd w:id="4"/>
       <w:r>
         <w:rPr>
-          <w:rFonts w:ascii="Segoe UI Emoji" w:eastAsiaTheme="majorEastAsia" w:hAnsi="Segoe UI Emoji" w:cs="Segoe UI Emoji"/>
-          <w:color w:val="2F5496" w:themeColor="accent1" w:themeShade="BF"/>
-          <w:kern w:val="0"/>
-          <w:sz w:val="32"/>
-          <w:szCs w:val="32"/>
-          <w:lang w:val="en"/>
-          <w14:ligatures w14:val="none"/>
+          <w:rFonts w:ascii="Segoe UI Emoji" w:hAnsi="Segoe UI Emoji" w:cs="Segoe UI Emoji"/>
+          <w:lang w:val="en"/>
         </w:rPr>
         <w:t>🔍</w:t>
       </w:r>
       <w:r>
         <w:rPr>
-          <w:rFonts w:asciiTheme="majorHAnsi" w:eastAsiaTheme="majorEastAsia" w:hAnsiTheme="majorHAnsi" w:cstheme="majorBidi"/>
-          <w:color w:val="2F5496" w:themeColor="accent1" w:themeShade="BF"/>
-          <w:kern w:val="0"/>
-          <w:sz w:val="32"/>
-          <w:szCs w:val="32"/>
-          <w:lang w:val="en"/>
-          <w14:ligatures w14:val="none"/>
+          <w:lang w:val="en"/>
         </w:rPr>
         <w:t xml:space="preserve"> Breakdown of Fields</w:t>
       </w:r>
@@ -1069,6 +1022,7 @@
         </w:rPr>
         <w:t xml:space="preserve">: </w:t>
       </w:r>
+      <w:proofErr w:type="spellStart"/>
       <w:r>
         <w:rPr>
           <w:rFonts w:ascii="Arial" w:eastAsia="Arial" w:hAnsi="Arial" w:cs="Arial"/>
@@ -1080,7 +1034,21 @@
           <w:lang w:val="en"/>
           <w14:ligatures w14:val="none"/>
         </w:rPr>
-        <w:t>Chatgpt (GPT</w:t>
+        <w:t>Chatgpt</w:t>
+      </w:r>
+      <w:proofErr w:type="spellEnd"/>
+      <w:r>
+        <w:rPr>
+          <w:rFonts w:ascii="Arial" w:eastAsia="Arial" w:hAnsi="Arial" w:cs="Arial"/>
+          <w:b/>
+          <w:kern w:val="0"/>
+          <w:sz w:val="22"/>
+          <w:szCs w:val="22"/>
+          <w:highlight w:val="darkGray"/>
+          <w:lang w:val="en"/>
+          <w14:ligatures w14:val="none"/>
+        </w:rPr>
+        <w:t xml:space="preserve"> (GPT</w:t>
       </w:r>
       <w:r>
         <w:rPr>
@@ -2112,6 +2080,7 @@
                 <w:lang w:val="en"/>
                 <w14:ligatures w14:val="none"/>
               </w:rPr>
+              <w:lastRenderedPageBreak/>
               <w:t>FCS</w:t>
             </w:r>
           </w:p>
@@ -2381,41 +2350,23 @@
     </w:p>
     <w:p>
       <w:pPr>
-        <w:spacing w:before="280" w:after="80" w:line="276" w:lineRule="auto"/>
-        <w:outlineLvl w:val="1"/>
-        <w:rPr>
-          <w:rFonts w:asciiTheme="majorHAnsi" w:eastAsiaTheme="majorEastAsia" w:hAnsiTheme="majorHAnsi" w:cstheme="majorBidi"/>
-          <w:color w:val="2F5496" w:themeColor="accent1" w:themeShade="BF"/>
-          <w:kern w:val="0"/>
-          <w:sz w:val="32"/>
-          <w:szCs w:val="32"/>
-          <w:lang w:val="en"/>
-          <w14:ligatures w14:val="none"/>
+        <w:pStyle w:val="Heading2"/>
+        <w:rPr>
+          <w:lang w:val="en"/>
         </w:rPr>
       </w:pPr>
       <w:bookmarkStart w:id="5" w:name="_avlrrvo25ow9" w:colFirst="0" w:colLast="0"/>
       <w:bookmarkEnd w:id="5"/>
       <w:r>
         <w:rPr>
-          <w:rFonts w:ascii="Segoe UI Emoji" w:eastAsiaTheme="majorEastAsia" w:hAnsi="Segoe UI Emoji" w:cs="Segoe UI Emoji"/>
-          <w:color w:val="2F5496" w:themeColor="accent1" w:themeShade="BF"/>
-          <w:kern w:val="0"/>
-          <w:sz w:val="32"/>
-          <w:szCs w:val="32"/>
-          <w:lang w:val="en"/>
-          <w14:ligatures w14:val="none"/>
+          <w:rFonts w:ascii="Segoe UI Emoji" w:hAnsi="Segoe UI Emoji" w:cs="Segoe UI Emoji"/>
+          <w:lang w:val="en"/>
         </w:rPr>
         <w:t>📄</w:t>
       </w:r>
       <w:r>
         <w:rPr>
-          <w:rFonts w:asciiTheme="majorHAnsi" w:eastAsiaTheme="majorEastAsia" w:hAnsiTheme="majorHAnsi" w:cstheme="majorBidi"/>
-          <w:color w:val="2F5496" w:themeColor="accent1" w:themeShade="BF"/>
-          <w:kern w:val="0"/>
-          <w:sz w:val="32"/>
-          <w:szCs w:val="32"/>
-          <w:lang w:val="en"/>
-          <w14:ligatures w14:val="none"/>
+          <w:lang w:val="en"/>
         </w:rPr>
         <w:t xml:space="preserve"> Example PPP Frame (Encapsulating an IPv4 Packet)</w:t>
       </w:r>
@@ -2460,6 +2411,7 @@
         </w:rPr>
         <w:t xml:space="preserve">: </w:t>
       </w:r>
+      <w:proofErr w:type="spellStart"/>
       <w:r>
         <w:rPr>
           <w:rFonts w:ascii="Arial" w:eastAsia="Arial" w:hAnsi="Arial" w:cs="Arial"/>
@@ -2471,7 +2423,21 @@
           <w:lang w:val="en"/>
           <w14:ligatures w14:val="none"/>
         </w:rPr>
-        <w:t>Chatgpt (GPT</w:t>
+        <w:t>Chatgpt</w:t>
+      </w:r>
+      <w:proofErr w:type="spellEnd"/>
+      <w:r>
+        <w:rPr>
+          <w:rFonts w:ascii="Arial" w:eastAsia="Arial" w:hAnsi="Arial" w:cs="Arial"/>
+          <w:b/>
+          <w:kern w:val="0"/>
+          <w:sz w:val="22"/>
+          <w:szCs w:val="22"/>
+          <w:highlight w:val="darkGray"/>
+          <w:lang w:val="en"/>
+          <w14:ligatures w14:val="none"/>
+        </w:rPr>
+        <w:t xml:space="preserve"> (GPT</w:t>
       </w:r>
       <w:r>
         <w:rPr>
@@ -3186,6 +3152,7 @@
                 <w:lang w:val="en"/>
                 <w14:ligatures w14:val="none"/>
               </w:rPr>
+              <w:lastRenderedPageBreak/>
               <w:t>FCS</w:t>
             </w:r>
           </w:p>
@@ -3324,47 +3291,23 @@
     </w:tbl>
     <w:p>
       <w:pPr>
-        <w:spacing w:before="160" w:after="80" w:line="276" w:lineRule="auto"/>
-        <w:outlineLvl w:val="1"/>
-        <w:rPr>
-          <w:rFonts w:asciiTheme="majorHAnsi" w:eastAsiaTheme="majorEastAsia" w:hAnsiTheme="majorHAnsi" w:cstheme="majorBidi"/>
-          <w:b/>
-          <w:bCs/>
-          <w:color w:val="2F5496" w:themeColor="accent1" w:themeShade="BF"/>
-          <w:kern w:val="0"/>
-          <w:sz w:val="34"/>
-          <w:szCs w:val="34"/>
-          <w:lang w:val="en"/>
-          <w14:ligatures w14:val="none"/>
+        <w:pStyle w:val="Heading2"/>
+        <w:rPr>
+          <w:lang w:val="en"/>
         </w:rPr>
       </w:pPr>
       <w:bookmarkStart w:id="6" w:name="_5yosdxol682j" w:colFirst="0" w:colLast="0"/>
       <w:bookmarkEnd w:id="6"/>
       <w:r>
         <w:rPr>
-          <w:rFonts w:ascii="Segoe UI Emoji" w:eastAsiaTheme="majorEastAsia" w:hAnsi="Segoe UI Emoji" w:cs="Segoe UI Emoji"/>
-          <w:b/>
-          <w:bCs/>
-          <w:color w:val="2F5496" w:themeColor="accent1" w:themeShade="BF"/>
-          <w:kern w:val="0"/>
-          <w:sz w:val="34"/>
-          <w:szCs w:val="34"/>
-          <w:lang w:val="en"/>
-          <w14:ligatures w14:val="none"/>
+          <w:rFonts w:ascii="Segoe UI Emoji" w:hAnsi="Segoe UI Emoji" w:cs="Segoe UI Emoji"/>
+          <w:lang w:val="en"/>
         </w:rPr>
         <w:t>🧱</w:t>
       </w:r>
       <w:r>
         <w:rPr>
-          <w:rFonts w:asciiTheme="majorHAnsi" w:eastAsiaTheme="majorEastAsia" w:hAnsiTheme="majorHAnsi" w:cstheme="majorBidi"/>
-          <w:b/>
-          <w:bCs/>
-          <w:color w:val="2F5496" w:themeColor="accent1" w:themeShade="BF"/>
-          <w:kern w:val="0"/>
-          <w:sz w:val="34"/>
-          <w:szCs w:val="34"/>
-          <w:lang w:val="en"/>
-          <w14:ligatures w14:val="none"/>
+          <w:lang w:val="en"/>
         </w:rPr>
         <w:t xml:space="preserve"> PPP Frame Format – Visual Example</w:t>
       </w:r>
@@ -3406,6 +3349,7 @@
         </w:rPr>
         <w:t xml:space="preserve">: </w:t>
       </w:r>
+      <w:proofErr w:type="spellStart"/>
       <w:r>
         <w:rPr>
           <w:rFonts w:ascii="Arial" w:eastAsia="Arial" w:hAnsi="Arial" w:cs="Arial"/>
@@ -3417,7 +3361,21 @@
           <w:lang w:val="en"/>
           <w14:ligatures w14:val="none"/>
         </w:rPr>
-        <w:t>Chatgpt (GPT</w:t>
+        <w:t>Chatgpt</w:t>
+      </w:r>
+      <w:proofErr w:type="spellEnd"/>
+      <w:r>
+        <w:rPr>
+          <w:rFonts w:ascii="Arial" w:eastAsia="Arial" w:hAnsi="Arial" w:cs="Arial"/>
+          <w:b/>
+          <w:kern w:val="0"/>
+          <w:sz w:val="22"/>
+          <w:szCs w:val="22"/>
+          <w:highlight w:val="darkGray"/>
+          <w:lang w:val="en"/>
+          <w14:ligatures w14:val="none"/>
+        </w:rPr>
+        <w:t xml:space="preserve"> (GPT</w:t>
       </w:r>
       <w:r>
         <w:rPr>
@@ -3757,7 +3715,31 @@
           <w:lang w:val="en"/>
           <w14:ligatures w14:val="none"/>
         </w:rPr>
-        <w:t>Protocol:          00 21       ; (IPv4)</w:t>
+        <w:t xml:space="preserve">Protocol:          00 21     </w:t>
+      </w:r>
+      <w:proofErr w:type="gramStart"/>
+      <w:r>
+        <w:rPr>
+          <w:rFonts w:ascii="Roboto Mono" w:eastAsia="Arial" w:hAnsi="Roboto Mono" w:cs="Arial"/>
+          <w:kern w:val="0"/>
+          <w:sz w:val="22"/>
+          <w:szCs w:val="22"/>
+          <w:lang w:val="en"/>
+          <w14:ligatures w14:val="none"/>
+        </w:rPr>
+        <w:t xml:space="preserve">  ;</w:t>
+      </w:r>
+      <w:proofErr w:type="gramEnd"/>
+      <w:r>
+        <w:rPr>
+          <w:rFonts w:ascii="Roboto Mono" w:eastAsia="Arial" w:hAnsi="Roboto Mono" w:cs="Arial"/>
+          <w:kern w:val="0"/>
+          <w:sz w:val="22"/>
+          <w:szCs w:val="22"/>
+          <w:lang w:val="en"/>
+          <w14:ligatures w14:val="none"/>
+        </w:rPr>
+        <w:t xml:space="preserve"> (IPv4)</w:t>
       </w:r>
     </w:p>
     <w:p>
@@ -3901,7 +3883,31 @@
           <w:lang w:val="en"/>
           <w14:ligatures w14:val="none"/>
         </w:rPr>
-        <w:t>FCS (CRC):         A1 2B       ; Frame Check Sequence (CRC-16)</w:t>
+        <w:t xml:space="preserve">FCS (CRC):         A1 2B     </w:t>
+      </w:r>
+      <w:proofErr w:type="gramStart"/>
+      <w:r>
+        <w:rPr>
+          <w:rFonts w:ascii="Roboto Mono" w:eastAsia="Arial" w:hAnsi="Roboto Mono" w:cs="Arial"/>
+          <w:kern w:val="0"/>
+          <w:sz w:val="22"/>
+          <w:szCs w:val="22"/>
+          <w:lang w:val="en"/>
+          <w14:ligatures w14:val="none"/>
+        </w:rPr>
+        <w:t xml:space="preserve">  ;</w:t>
+      </w:r>
+      <w:proofErr w:type="gramEnd"/>
+      <w:r>
+        <w:rPr>
+          <w:rFonts w:ascii="Roboto Mono" w:eastAsia="Arial" w:hAnsi="Roboto Mono" w:cs="Arial"/>
+          <w:kern w:val="0"/>
+          <w:sz w:val="22"/>
+          <w:szCs w:val="22"/>
+          <w:lang w:val="en"/>
+          <w14:ligatures w14:val="none"/>
+        </w:rPr>
+        <w:t xml:space="preserve"> Frame Check Sequence (CRC-16)</w:t>
       </w:r>
     </w:p>
     <w:p>
@@ -3925,6 +3931,7 @@
           <w:lang w:val="en"/>
           <w14:ligatures w14:val="none"/>
         </w:rPr>
+        <w:lastRenderedPageBreak/>
         <w:t>Flag:              7E</w:t>
       </w:r>
     </w:p>
@@ -3969,47 +3976,23 @@
     </w:p>
     <w:p>
       <w:pPr>
-        <w:spacing w:before="280" w:after="80" w:line="276" w:lineRule="auto"/>
-        <w:outlineLvl w:val="2"/>
-        <w:rPr>
-          <w:rFonts w:ascii="Arial" w:eastAsiaTheme="majorEastAsia" w:hAnsi="Arial" w:cstheme="majorBidi"/>
-          <w:b/>
-          <w:bCs/>
-          <w:color w:val="000000"/>
-          <w:kern w:val="0"/>
-          <w:sz w:val="26"/>
-          <w:szCs w:val="26"/>
-          <w:lang w:val="en"/>
-          <w14:ligatures w14:val="none"/>
+        <w:pStyle w:val="Heading3"/>
+        <w:rPr>
+          <w:lang w:val="en"/>
         </w:rPr>
       </w:pPr>
       <w:bookmarkStart w:id="8" w:name="_nats2n946enn" w:colFirst="0" w:colLast="0"/>
       <w:bookmarkEnd w:id="8"/>
       <w:r>
         <w:rPr>
-          <w:rFonts w:ascii="Segoe UI Emoji" w:eastAsiaTheme="majorEastAsia" w:hAnsi="Segoe UI Emoji" w:cs="Segoe UI Emoji"/>
-          <w:b/>
-          <w:bCs/>
-          <w:color w:val="000000"/>
-          <w:kern w:val="0"/>
-          <w:sz w:val="26"/>
-          <w:szCs w:val="26"/>
-          <w:lang w:val="en"/>
-          <w14:ligatures w14:val="none"/>
+          <w:rFonts w:ascii="Segoe UI Emoji" w:hAnsi="Segoe UI Emoji" w:cs="Segoe UI Emoji"/>
+          <w:lang w:val="en"/>
         </w:rPr>
         <w:t>📄</w:t>
       </w:r>
       <w:r>
         <w:rPr>
-          <w:rFonts w:ascii="Arial" w:eastAsiaTheme="majorEastAsia" w:hAnsi="Arial" w:cstheme="majorBidi"/>
-          <w:b/>
-          <w:bCs/>
-          <w:color w:val="000000"/>
-          <w:kern w:val="0"/>
-          <w:sz w:val="26"/>
-          <w:szCs w:val="26"/>
-          <w:lang w:val="en"/>
-          <w14:ligatures w14:val="none"/>
+          <w:lang w:val="en"/>
         </w:rPr>
         <w:t xml:space="preserve"> Field-by-Field Breakdown</w:t>
       </w:r>
@@ -4051,6 +4034,7 @@
         </w:rPr>
         <w:t xml:space="preserve">: </w:t>
       </w:r>
+      <w:proofErr w:type="spellStart"/>
       <w:r>
         <w:rPr>
           <w:rFonts w:ascii="Arial" w:eastAsia="Arial" w:hAnsi="Arial" w:cs="Arial"/>
@@ -4062,7 +4046,21 @@
           <w:lang w:val="en"/>
           <w14:ligatures w14:val="none"/>
         </w:rPr>
-        <w:t>Chatgpt (GPT</w:t>
+        <w:t>Chatgpt</w:t>
+      </w:r>
+      <w:proofErr w:type="spellEnd"/>
+      <w:r>
+        <w:rPr>
+          <w:rFonts w:ascii="Arial" w:eastAsia="Arial" w:hAnsi="Arial" w:cs="Arial"/>
+          <w:b/>
+          <w:kern w:val="0"/>
+          <w:sz w:val="22"/>
+          <w:szCs w:val="22"/>
+          <w:highlight w:val="darkGray"/>
+          <w:lang w:val="en"/>
+          <w14:ligatures w14:val="none"/>
+        </w:rPr>
+        <w:t xml:space="preserve"> (GPT</w:t>
       </w:r>
       <w:r>
         <w:rPr>
@@ -5244,6 +5242,7 @@
           <w:lang w:val="en"/>
           <w14:ligatures w14:val="none"/>
         </w:rPr>
+        <w:lastRenderedPageBreak/>
         <w:pict w14:anchorId="0547A70B">
           <v:rect id="_x0000_i1030" style="width:0;height:1.5pt" o:hralign="center" o:hrstd="t" o:hr="t" fillcolor="#a0a0a0" stroked="f"/>
         </w:pict>
@@ -5251,18 +5250,10 @@
     </w:p>
     <w:p>
       <w:pPr>
-        <w:spacing w:before="280" w:after="80" w:line="276" w:lineRule="auto"/>
-        <w:outlineLvl w:val="2"/>
-        <w:rPr>
-          <w:rFonts w:ascii="Arial" w:eastAsiaTheme="majorEastAsia" w:hAnsi="Arial" w:cstheme="majorBidi"/>
-          <w:b/>
-          <w:bCs/>
-          <w:color w:val="000000"/>
-          <w:kern w:val="0"/>
-          <w:sz w:val="26"/>
-          <w:szCs w:val="26"/>
-          <w:lang w:val="en"/>
-          <w14:ligatures w14:val="none"/>
+        <w:pStyle w:val="Heading3"/>
+        <w:rPr>
+          <w:rFonts w:ascii="Arial" w:hAnsi="Arial"/>
+          <w:lang w:val="en"/>
         </w:rPr>
       </w:pPr>
       <w:bookmarkStart w:id="9" w:name="_yo1c2ffddu8b" w:colFirst="0" w:colLast="0"/>
@@ -5270,28 +5261,14 @@
       <w:r>
         <w:rPr>
           <w:rFonts w:ascii="Segoe UI Emoji" w:eastAsia="Arial Unicode MS" w:hAnsi="Segoe UI Emoji" w:cs="Segoe UI Emoji"/>
-          <w:b/>
-          <w:bCs/>
-          <w:color w:val="000000"/>
-          <w:kern w:val="0"/>
-          <w:sz w:val="26"/>
-          <w:szCs w:val="26"/>
-          <w:lang w:val="en"/>
-          <w14:ligatures w14:val="none"/>
+          <w:lang w:val="en"/>
         </w:rPr>
         <w:t>✅</w:t>
       </w:r>
       <w:r>
         <w:rPr>
-          <w:rFonts w:ascii="Arial Unicode MS" w:eastAsia="Arial Unicode MS" w:hAnsi="Arial Unicode MS" w:cs="Arial Unicode MS"/>
-          <w:b/>
-          <w:bCs/>
-          <w:color w:val="000000"/>
-          <w:kern w:val="0"/>
-          <w:sz w:val="26"/>
-          <w:szCs w:val="26"/>
-          <w:lang w:val="en"/>
-          <w14:ligatures w14:val="none"/>
+          <w:rFonts w:eastAsia="Arial Unicode MS"/>
+          <w:lang w:val="en"/>
         </w:rPr>
         <w:t xml:space="preserve"> Summary Table</w:t>
       </w:r>
@@ -5333,6 +5310,7 @@
         </w:rPr>
         <w:t xml:space="preserve">: </w:t>
       </w:r>
+      <w:proofErr w:type="spellStart"/>
       <w:r>
         <w:rPr>
           <w:rFonts w:ascii="Arial" w:eastAsia="Arial" w:hAnsi="Arial" w:cs="Arial"/>
@@ -5344,7 +5322,21 @@
           <w:lang w:val="en"/>
           <w14:ligatures w14:val="none"/>
         </w:rPr>
-        <w:t>Chatgpt (GPT</w:t>
+        <w:t>Chatgpt</w:t>
+      </w:r>
+      <w:proofErr w:type="spellEnd"/>
+      <w:r>
+        <w:rPr>
+          <w:rFonts w:ascii="Arial" w:eastAsia="Arial" w:hAnsi="Arial" w:cs="Arial"/>
+          <w:b/>
+          <w:kern w:val="0"/>
+          <w:sz w:val="22"/>
+          <w:szCs w:val="22"/>
+          <w:highlight w:val="darkGray"/>
+          <w:lang w:val="en"/>
+          <w14:ligatures w14:val="none"/>
+        </w:rPr>
+        <w:t xml:space="preserve"> (GPT</w:t>
       </w:r>
       <w:r>
         <w:rPr>
@@ -5857,6 +5849,7 @@
                 <w14:ligatures w14:val="none"/>
               </w:rPr>
             </w:pPr>
+            <w:proofErr w:type="gramStart"/>
             <w:r>
               <w:rPr>
                 <w:rFonts w:ascii="Roboto Mono" w:eastAsia="Arial" w:hAnsi="Roboto Mono" w:cs="Arial"/>
@@ -5866,7 +5859,19 @@
                 <w:lang w:val="en"/>
                 <w14:ligatures w14:val="none"/>
               </w:rPr>
-              <w:t xml:space="preserve">Usually </w:t>
+              <w:t>Usually</w:t>
+            </w:r>
+            <w:proofErr w:type="gramEnd"/>
+            <w:r>
+              <w:rPr>
+                <w:rFonts w:ascii="Roboto Mono" w:eastAsia="Arial" w:hAnsi="Roboto Mono" w:cs="Arial"/>
+                <w:kern w:val="0"/>
+                <w:sz w:val="20"/>
+                <w:szCs w:val="20"/>
+                <w:lang w:val="en"/>
+                <w14:ligatures w14:val="none"/>
+              </w:rPr>
+              <w:t xml:space="preserve"> </w:t>
             </w:r>
             <w:r>
               <w:rPr>
@@ -5999,6 +6004,7 @@
                 <w14:ligatures w14:val="none"/>
               </w:rPr>
             </w:pPr>
+            <w:proofErr w:type="gramStart"/>
             <w:r>
               <w:rPr>
                 <w:rFonts w:ascii="Roboto Mono" w:eastAsia="Arial" w:hAnsi="Roboto Mono" w:cs="Arial"/>
@@ -6008,7 +6014,19 @@
                 <w:lang w:val="en"/>
                 <w14:ligatures w14:val="none"/>
               </w:rPr>
-              <w:t xml:space="preserve">Usually </w:t>
+              <w:t>Usually</w:t>
+            </w:r>
+            <w:proofErr w:type="gramEnd"/>
+            <w:r>
+              <w:rPr>
+                <w:rFonts w:ascii="Roboto Mono" w:eastAsia="Arial" w:hAnsi="Roboto Mono" w:cs="Arial"/>
+                <w:kern w:val="0"/>
+                <w:sz w:val="20"/>
+                <w:szCs w:val="20"/>
+                <w:lang w:val="en"/>
+                <w14:ligatures w14:val="none"/>
+              </w:rPr>
+              <w:t xml:space="preserve"> </w:t>
             </w:r>
             <w:r>
               <w:rPr>
@@ -6574,47 +6592,24 @@
     </w:p>
     <w:p>
       <w:pPr>
-        <w:spacing w:before="280" w:after="80" w:line="276" w:lineRule="auto"/>
-        <w:outlineLvl w:val="2"/>
-        <w:rPr>
-          <w:rFonts w:ascii="Arial" w:eastAsiaTheme="majorEastAsia" w:hAnsi="Arial" w:cstheme="majorBidi"/>
-          <w:b/>
-          <w:bCs/>
-          <w:color w:val="000000"/>
-          <w:kern w:val="0"/>
-          <w:sz w:val="26"/>
-          <w:szCs w:val="26"/>
-          <w:lang w:val="en"/>
-          <w14:ligatures w14:val="none"/>
+        <w:pStyle w:val="Heading3"/>
+        <w:rPr>
+          <w:lang w:val="en"/>
         </w:rPr>
       </w:pPr>
       <w:bookmarkStart w:id="10" w:name="_1f628lj8ohvb" w:colFirst="0" w:colLast="0"/>
       <w:bookmarkEnd w:id="10"/>
       <w:r>
         <w:rPr>
-          <w:rFonts w:ascii="Segoe UI Emoji" w:eastAsiaTheme="majorEastAsia" w:hAnsi="Segoe UI Emoji" w:cs="Segoe UI Emoji"/>
-          <w:b/>
-          <w:bCs/>
-          <w:color w:val="000000"/>
-          <w:kern w:val="0"/>
-          <w:sz w:val="26"/>
-          <w:szCs w:val="26"/>
-          <w:lang w:val="en"/>
-          <w14:ligatures w14:val="none"/>
-        </w:rPr>
+          <w:rFonts w:ascii="Segoe UI Emoji" w:hAnsi="Segoe UI Emoji" w:cs="Segoe UI Emoji"/>
+          <w:lang w:val="en"/>
+        </w:rPr>
+        <w:lastRenderedPageBreak/>
         <w:t>🧠</w:t>
       </w:r>
       <w:r>
         <w:rPr>
-          <w:rFonts w:ascii="Arial" w:eastAsiaTheme="majorEastAsia" w:hAnsi="Arial" w:cstheme="majorBidi"/>
-          <w:b/>
-          <w:bCs/>
-          <w:color w:val="000000"/>
-          <w:kern w:val="0"/>
-          <w:sz w:val="26"/>
-          <w:szCs w:val="26"/>
-          <w:lang w:val="en"/>
-          <w14:ligatures w14:val="none"/>
+          <w:lang w:val="en"/>
         </w:rPr>
         <w:t xml:space="preserve"> Think of it like this:</w:t>
       </w:r>
@@ -6656,6 +6651,7 @@
         </w:rPr>
         <w:t xml:space="preserve">: </w:t>
       </w:r>
+      <w:proofErr w:type="spellStart"/>
       <w:r>
         <w:rPr>
           <w:rFonts w:ascii="Arial" w:eastAsia="Arial" w:hAnsi="Arial" w:cs="Arial"/>
@@ -6667,7 +6663,21 @@
           <w:lang w:val="en"/>
           <w14:ligatures w14:val="none"/>
         </w:rPr>
-        <w:t>Chatgpt (GPT</w:t>
+        <w:t>Chatgpt</w:t>
+      </w:r>
+      <w:proofErr w:type="spellEnd"/>
+      <w:r>
+        <w:rPr>
+          <w:rFonts w:ascii="Arial" w:eastAsia="Arial" w:hAnsi="Arial" w:cs="Arial"/>
+          <w:b/>
+          <w:kern w:val="0"/>
+          <w:sz w:val="22"/>
+          <w:szCs w:val="22"/>
+          <w:highlight w:val="darkGray"/>
+          <w:lang w:val="en"/>
+          <w14:ligatures w14:val="none"/>
+        </w:rPr>
+        <w:t xml:space="preserve"> (GPT</w:t>
       </w:r>
       <w:r>
         <w:rPr>
@@ -6800,7 +6810,79 @@
           <w:lang w:val="en"/>
           <w14:ligatures w14:val="none"/>
         </w:rPr>
-        <w:t>| Flag | Addr   | Control | Protocol  |     Payload       |  FCS   | Flag |</w:t>
+        <w:t xml:space="preserve">| Flag | </w:t>
+      </w:r>
+      <w:proofErr w:type="spellStart"/>
+      <w:r>
+        <w:rPr>
+          <w:rFonts w:ascii="Roboto Mono" w:eastAsia="Arial" w:hAnsi="Roboto Mono" w:cs="Arial"/>
+          <w:kern w:val="0"/>
+          <w:sz w:val="20"/>
+          <w:szCs w:val="20"/>
+          <w:lang w:val="en"/>
+          <w14:ligatures w14:val="none"/>
+        </w:rPr>
+        <w:t>Addr</w:t>
+      </w:r>
+      <w:proofErr w:type="spellEnd"/>
+      <w:r>
+        <w:rPr>
+          <w:rFonts w:ascii="Roboto Mono" w:eastAsia="Arial" w:hAnsi="Roboto Mono" w:cs="Arial"/>
+          <w:kern w:val="0"/>
+          <w:sz w:val="20"/>
+          <w:szCs w:val="20"/>
+          <w:lang w:val="en"/>
+          <w14:ligatures w14:val="none"/>
+        </w:rPr>
+        <w:t xml:space="preserve">   | Control | </w:t>
+      </w:r>
+      <w:proofErr w:type="gramStart"/>
+      <w:r>
+        <w:rPr>
+          <w:rFonts w:ascii="Roboto Mono" w:eastAsia="Arial" w:hAnsi="Roboto Mono" w:cs="Arial"/>
+          <w:kern w:val="0"/>
+          <w:sz w:val="20"/>
+          <w:szCs w:val="20"/>
+          <w:lang w:val="en"/>
+          <w14:ligatures w14:val="none"/>
+        </w:rPr>
+        <w:t>Protocol  |</w:t>
+      </w:r>
+      <w:proofErr w:type="gramEnd"/>
+      <w:r>
+        <w:rPr>
+          <w:rFonts w:ascii="Roboto Mono" w:eastAsia="Arial" w:hAnsi="Roboto Mono" w:cs="Arial"/>
+          <w:kern w:val="0"/>
+          <w:sz w:val="20"/>
+          <w:szCs w:val="20"/>
+          <w:lang w:val="en"/>
+          <w14:ligatures w14:val="none"/>
+        </w:rPr>
+        <w:t xml:space="preserve">     Payload       </w:t>
+      </w:r>
+      <w:proofErr w:type="gramStart"/>
+      <w:r>
+        <w:rPr>
+          <w:rFonts w:ascii="Roboto Mono" w:eastAsia="Arial" w:hAnsi="Roboto Mono" w:cs="Arial"/>
+          <w:kern w:val="0"/>
+          <w:sz w:val="20"/>
+          <w:szCs w:val="20"/>
+          <w:lang w:val="en"/>
+          <w14:ligatures w14:val="none"/>
+        </w:rPr>
+        <w:t>|  FCS</w:t>
+      </w:r>
+      <w:proofErr w:type="gramEnd"/>
+      <w:r>
+        <w:rPr>
+          <w:rFonts w:ascii="Roboto Mono" w:eastAsia="Arial" w:hAnsi="Roboto Mono" w:cs="Arial"/>
+          <w:kern w:val="0"/>
+          <w:sz w:val="20"/>
+          <w:szCs w:val="20"/>
+          <w:lang w:val="en"/>
+          <w14:ligatures w14:val="none"/>
+        </w:rPr>
+        <w:t xml:space="preserve">   | Flag |</w:t>
       </w:r>
     </w:p>
     <w:p>
@@ -6848,7 +6930,79 @@
           <w:lang w:val="en"/>
           <w14:ligatures w14:val="none"/>
         </w:rPr>
-        <w:t>| 7E   |  FF    |   03    |  00 21    | (IP packet bytes) | A1 2B  | 7E   |</w:t>
+        <w:t xml:space="preserve">| 7E   </w:t>
+      </w:r>
+      <w:proofErr w:type="gramStart"/>
+      <w:r>
+        <w:rPr>
+          <w:rFonts w:ascii="Roboto Mono" w:eastAsia="Arial" w:hAnsi="Roboto Mono" w:cs="Arial"/>
+          <w:kern w:val="0"/>
+          <w:sz w:val="20"/>
+          <w:szCs w:val="20"/>
+          <w:lang w:val="en"/>
+          <w14:ligatures w14:val="none"/>
+        </w:rPr>
+        <w:t>|  FF</w:t>
+      </w:r>
+      <w:proofErr w:type="gramEnd"/>
+      <w:r>
+        <w:rPr>
+          <w:rFonts w:ascii="Roboto Mono" w:eastAsia="Arial" w:hAnsi="Roboto Mono" w:cs="Arial"/>
+          <w:kern w:val="0"/>
+          <w:sz w:val="20"/>
+          <w:szCs w:val="20"/>
+          <w:lang w:val="en"/>
+          <w14:ligatures w14:val="none"/>
+        </w:rPr>
+        <w:t xml:space="preserve">    |   03    </w:t>
+      </w:r>
+      <w:proofErr w:type="gramStart"/>
+      <w:r>
+        <w:rPr>
+          <w:rFonts w:ascii="Roboto Mono" w:eastAsia="Arial" w:hAnsi="Roboto Mono" w:cs="Arial"/>
+          <w:kern w:val="0"/>
+          <w:sz w:val="20"/>
+          <w:szCs w:val="20"/>
+          <w:lang w:val="en"/>
+          <w14:ligatures w14:val="none"/>
+        </w:rPr>
+        <w:t>|  00</w:t>
+      </w:r>
+      <w:proofErr w:type="gramEnd"/>
+      <w:r>
+        <w:rPr>
+          <w:rFonts w:ascii="Roboto Mono" w:eastAsia="Arial" w:hAnsi="Roboto Mono" w:cs="Arial"/>
+          <w:kern w:val="0"/>
+          <w:sz w:val="20"/>
+          <w:szCs w:val="20"/>
+          <w:lang w:val="en"/>
+          <w14:ligatures w14:val="none"/>
+        </w:rPr>
+        <w:t xml:space="preserve"> 21    | (IP packet bytes) | A1 2</w:t>
+      </w:r>
+      <w:proofErr w:type="gramStart"/>
+      <w:r>
+        <w:rPr>
+          <w:rFonts w:ascii="Roboto Mono" w:eastAsia="Arial" w:hAnsi="Roboto Mono" w:cs="Arial"/>
+          <w:kern w:val="0"/>
+          <w:sz w:val="20"/>
+          <w:szCs w:val="20"/>
+          <w:lang w:val="en"/>
+          <w14:ligatures w14:val="none"/>
+        </w:rPr>
+        <w:t>B  |</w:t>
+      </w:r>
+      <w:proofErr w:type="gramEnd"/>
+      <w:r>
+        <w:rPr>
+          <w:rFonts w:ascii="Roboto Mono" w:eastAsia="Arial" w:hAnsi="Roboto Mono" w:cs="Arial"/>
+          <w:kern w:val="0"/>
+          <w:sz w:val="20"/>
+          <w:szCs w:val="20"/>
+          <w:lang w:val="en"/>
+          <w14:ligatures w14:val="none"/>
+        </w:rPr>
+        <w:t xml:space="preserve"> 7E   |</w:t>
       </w:r>
     </w:p>
     <w:p>
@@ -6903,41 +7057,23 @@
     </w:p>
     <w:p>
       <w:pPr>
-        <w:spacing w:before="280" w:after="80" w:line="276" w:lineRule="auto"/>
-        <w:outlineLvl w:val="1"/>
-        <w:rPr>
-          <w:rFonts w:asciiTheme="majorHAnsi" w:eastAsiaTheme="majorEastAsia" w:hAnsiTheme="majorHAnsi" w:cstheme="majorBidi"/>
-          <w:color w:val="2F5496" w:themeColor="accent1" w:themeShade="BF"/>
-          <w:kern w:val="0"/>
-          <w:sz w:val="32"/>
-          <w:szCs w:val="32"/>
-          <w:lang w:val="en"/>
-          <w14:ligatures w14:val="none"/>
+        <w:pStyle w:val="Heading2"/>
+        <w:rPr>
+          <w:lang w:val="en"/>
         </w:rPr>
       </w:pPr>
       <w:bookmarkStart w:id="11" w:name="_gq9iabc7wyw1" w:colFirst="0" w:colLast="0"/>
       <w:bookmarkEnd w:id="11"/>
       <w:r>
         <w:rPr>
-          <w:rFonts w:ascii="Segoe UI Symbol" w:eastAsiaTheme="majorEastAsia" w:hAnsi="Segoe UI Symbol" w:cs="Segoe UI Symbol"/>
-          <w:color w:val="2F5496" w:themeColor="accent1" w:themeShade="BF"/>
-          <w:kern w:val="0"/>
-          <w:sz w:val="32"/>
-          <w:szCs w:val="32"/>
-          <w:lang w:val="en"/>
-          <w14:ligatures w14:val="none"/>
+          <w:rFonts w:ascii="Segoe UI Symbol" w:hAnsi="Segoe UI Symbol" w:cs="Segoe UI Symbol"/>
+          <w:lang w:val="en"/>
         </w:rPr>
         <w:t>🛠</w:t>
       </w:r>
       <w:r>
         <w:rPr>
-          <w:rFonts w:asciiTheme="majorHAnsi" w:eastAsiaTheme="majorEastAsia" w:hAnsiTheme="majorHAnsi" w:cstheme="majorBidi"/>
-          <w:color w:val="2F5496" w:themeColor="accent1" w:themeShade="BF"/>
-          <w:kern w:val="0"/>
-          <w:sz w:val="32"/>
-          <w:szCs w:val="32"/>
-          <w:lang w:val="en"/>
-          <w14:ligatures w14:val="none"/>
+          <w:lang w:val="en"/>
         </w:rPr>
         <w:t xml:space="preserve"> Common PPP Protocol Types</w:t>
       </w:r>
@@ -6982,6 +7118,7 @@
         </w:rPr>
         <w:t xml:space="preserve">: </w:t>
       </w:r>
+      <w:proofErr w:type="spellStart"/>
       <w:r>
         <w:rPr>
           <w:rFonts w:ascii="Arial" w:eastAsia="Arial" w:hAnsi="Arial" w:cs="Arial"/>
@@ -6993,7 +7130,21 @@
           <w:lang w:val="en"/>
           <w14:ligatures w14:val="none"/>
         </w:rPr>
-        <w:t>Chatgpt (GPT</w:t>
+        <w:t>Chatgpt</w:t>
+      </w:r>
+      <w:proofErr w:type="spellEnd"/>
+      <w:r>
+        <w:rPr>
+          <w:rFonts w:ascii="Arial" w:eastAsia="Arial" w:hAnsi="Arial" w:cs="Arial"/>
+          <w:b/>
+          <w:kern w:val="0"/>
+          <w:sz w:val="22"/>
+          <w:szCs w:val="22"/>
+          <w:highlight w:val="darkGray"/>
+          <w:lang w:val="en"/>
+          <w14:ligatures w14:val="none"/>
+        </w:rPr>
+        <w:t xml:space="preserve"> (GPT</w:t>
       </w:r>
       <w:r>
         <w:rPr>
@@ -7423,6 +7574,7 @@
                 <w:lang w:val="en"/>
                 <w14:ligatures w14:val="none"/>
               </w:rPr>
+              <w:lastRenderedPageBreak/>
               <w:t>0xC021</w:t>
             </w:r>
           </w:p>
@@ -7674,16 +7826,9 @@
     </w:p>
     <w:p>
       <w:pPr>
-        <w:spacing w:before="280" w:after="80" w:line="276" w:lineRule="auto"/>
-        <w:outlineLvl w:val="1"/>
-        <w:rPr>
-          <w:rFonts w:asciiTheme="majorHAnsi" w:eastAsiaTheme="majorEastAsia" w:hAnsiTheme="majorHAnsi" w:cstheme="majorBidi"/>
-          <w:color w:val="2F5496" w:themeColor="accent1" w:themeShade="BF"/>
-          <w:kern w:val="0"/>
-          <w:sz w:val="32"/>
-          <w:szCs w:val="32"/>
-          <w:lang w:val="en"/>
-          <w14:ligatures w14:val="none"/>
+        <w:pStyle w:val="Heading2"/>
+        <w:rPr>
+          <w:lang w:val="en"/>
         </w:rPr>
       </w:pPr>
       <w:bookmarkStart w:id="12" w:name="_b9pd89f6v2og" w:colFirst="0" w:colLast="0"/>
@@ -7691,24 +7836,14 @@
       <w:r>
         <w:rPr>
           <w:rFonts w:ascii="Segoe UI Emoji" w:eastAsia="Arial Unicode MS" w:hAnsi="Segoe UI Emoji" w:cs="Segoe UI Emoji"/>
-          <w:color w:val="2F5496" w:themeColor="accent1" w:themeShade="BF"/>
-          <w:kern w:val="0"/>
-          <w:sz w:val="32"/>
-          <w:szCs w:val="32"/>
-          <w:lang w:val="en"/>
-          <w14:ligatures w14:val="none"/>
+          <w:lang w:val="en"/>
         </w:rPr>
         <w:t>✅</w:t>
       </w:r>
       <w:r>
         <w:rPr>
-          <w:rFonts w:ascii="Arial Unicode MS" w:eastAsia="Arial Unicode MS" w:hAnsi="Arial Unicode MS" w:cs="Arial Unicode MS"/>
-          <w:color w:val="2F5496" w:themeColor="accent1" w:themeShade="BF"/>
-          <w:kern w:val="0"/>
-          <w:sz w:val="32"/>
-          <w:szCs w:val="32"/>
-          <w:lang w:val="en"/>
-          <w14:ligatures w14:val="none"/>
+          <w:rFonts w:eastAsia="Arial Unicode MS"/>
+          <w:lang w:val="en"/>
         </w:rPr>
         <w:t xml:space="preserve"> Summary</w:t>
       </w:r>
@@ -7753,6 +7888,7 @@
         </w:rPr>
         <w:t xml:space="preserve">: </w:t>
       </w:r>
+      <w:proofErr w:type="spellStart"/>
       <w:r>
         <w:rPr>
           <w:rFonts w:ascii="Arial" w:eastAsia="Arial" w:hAnsi="Arial" w:cs="Arial"/>
@@ -7764,7 +7900,21 @@
           <w:lang w:val="en"/>
           <w14:ligatures w14:val="none"/>
         </w:rPr>
-        <w:t>Chatgpt (GPT</w:t>
+        <w:t>Chatgpt</w:t>
+      </w:r>
+      <w:proofErr w:type="spellEnd"/>
+      <w:r>
+        <w:rPr>
+          <w:rFonts w:ascii="Arial" w:eastAsia="Arial" w:hAnsi="Arial" w:cs="Arial"/>
+          <w:b/>
+          <w:kern w:val="0"/>
+          <w:sz w:val="22"/>
+          <w:szCs w:val="22"/>
+          <w:highlight w:val="darkGray"/>
+          <w:lang w:val="en"/>
+          <w14:ligatures w14:val="none"/>
+        </w:rPr>
+        <w:t xml:space="preserve"> (GPT</w:t>
       </w:r>
       <w:r>
         <w:rPr>
@@ -9059,7 +9209,6 @@
     <w:next w:val="Normal"/>
     <w:link w:val="Heading2Char"/>
     <w:uiPriority w:val="9"/>
-    <w:semiHidden/>
     <w:unhideWhenUsed/>
     <w:qFormat/>
     <w:rsid w:val="00B9271E"/>
@@ -9082,7 +9231,6 @@
     <w:next w:val="Normal"/>
     <w:link w:val="Heading3Char"/>
     <w:uiPriority w:val="9"/>
-    <w:semiHidden/>
     <w:unhideWhenUsed/>
     <w:qFormat/>
     <w:rsid w:val="00B9271E"/>
@@ -9276,7 +9424,6 @@
     <w:basedOn w:val="DefaultParagraphFont"/>
     <w:link w:val="Heading2"/>
     <w:uiPriority w:val="9"/>
-    <w:semiHidden/>
     <w:rsid w:val="00B9271E"/>
     <w:rPr>
       <w:rFonts w:asciiTheme="majorHAnsi" w:eastAsiaTheme="majorEastAsia" w:hAnsiTheme="majorHAnsi" w:cstheme="majorBidi"/>
@@ -9290,7 +9437,6 @@
     <w:basedOn w:val="DefaultParagraphFont"/>
     <w:link w:val="Heading3"/>
     <w:uiPriority w:val="9"/>
-    <w:semiHidden/>
     <w:rsid w:val="00B9271E"/>
     <w:rPr>
       <w:rFonts w:eastAsiaTheme="majorEastAsia" w:cstheme="majorBidi"/>
